--- a/labs/lab11/report/arch-pc-lab11-report.docx
+++ b/labs/lab11/report/arch-pc-lab11-report.docx
@@ -106,7 +106,7 @@
       </w:r>
     </w:p>
     <w:bookmarkEnd w:id="20"/>
-    <w:bookmarkStart w:id="128" w:name="задание"/>
+    <w:bookmarkStart w:id="21" w:name="задание"/>
     <w:p>
       <w:pPr>
         <w:pStyle w:val="Heading1"/>
@@ -171,11 +171,15 @@
       <w:r>
         <w:t xml:space="preserve">Ответить на контрольные вопросы.</w:t>
       </w:r>
-      <w:r>
-        <w:br/>
-      </w:r>
-      <w:r>
-        <w:t xml:space="preserve"># Выполнение лабораторной работы</w:t>
+    </w:p>
+    <w:bookmarkEnd w:id="21"/>
+    <w:bookmarkStart w:id="130" w:name="выполнение-лабораторной-работы"/>
+    <w:p>
+      <w:pPr>
+        <w:pStyle w:val="Heading1"/>
+      </w:pPr>
+      <w:r>
+        <w:t xml:space="preserve">3. Выполнение лабораторной работы</w:t>
       </w:r>
     </w:p>
     <w:p>
@@ -211,7 +215,7 @@
       <w:tr>
         <w:tc>
           <w:tcPr/>
-          <w:bookmarkStart w:id="24" w:name="fig-001"/>
+          <w:bookmarkStart w:id="25" w:name="fig-001"/>
           <w:p>
             <w:pPr>
               <w:pStyle w:val="Compact"/>
@@ -222,18 +226,18 @@
                 <wp:inline>
                   <wp:extent cx="2159000" cy="584200"/>
                   <wp:effectExtent b="0" l="0" r="0" t="0"/>
-                  <wp:docPr descr="" title="" id="22" name="Picture"/>
+                  <wp:docPr descr="" title="" id="23" name="Picture"/>
                   <a:graphic>
                     <a:graphicData uri="http://schemas.openxmlformats.org/drawingml/2006/picture">
                       <pic:pic>
                         <pic:nvPicPr>
-                          <pic:cNvPr descr="image/1.png" id="23" name="Picture"/>
+                          <pic:cNvPr descr="image/1.png" id="24" name="Picture"/>
                           <pic:cNvPicPr>
                             <a:picLocks noChangeArrowheads="1" noChangeAspect="1"/>
                           </pic:cNvPicPr>
                         </pic:nvPicPr>
                         <pic:blipFill>
-                          <a:blip r:embed="rId21"/>
+                          <a:blip r:embed="rId22"/>
                           <a:stretch>
                             <a:fillRect/>
                           </a:stretch>
@@ -273,7 +277,7 @@
               <w:t xml:space="preserve">Рисунок 1: Открытие редактора</w:t>
             </w:r>
           </w:p>
-          <w:bookmarkEnd w:id="24"/>
+          <w:bookmarkEnd w:id="25"/>
         </w:tc>
       </w:tr>
     </w:tbl>
@@ -310,7 +314,7 @@
       <w:tr>
         <w:tc>
           <w:tcPr/>
-          <w:bookmarkStart w:id="28" w:name="fig-002"/>
+          <w:bookmarkStart w:id="29" w:name="fig-002"/>
           <w:p>
             <w:pPr>
               <w:pStyle w:val="Compact"/>
@@ -321,18 +325,18 @@
                 <wp:inline>
                   <wp:extent cx="3733800" cy="4358550"/>
                   <wp:effectExtent b="0" l="0" r="0" t="0"/>
-                  <wp:docPr descr="" title="" id="26" name="Picture"/>
+                  <wp:docPr descr="" title="" id="27" name="Picture"/>
                   <a:graphic>
                     <a:graphicData uri="http://schemas.openxmlformats.org/drawingml/2006/picture">
                       <pic:pic>
                         <pic:nvPicPr>
-                          <pic:cNvPr descr="image/2.png" id="27" name="Picture"/>
+                          <pic:cNvPr descr="image/2.png" id="28" name="Picture"/>
                           <pic:cNvPicPr>
                             <a:picLocks noChangeArrowheads="1" noChangeAspect="1"/>
                           </pic:cNvPicPr>
                         </pic:nvPicPr>
                         <pic:blipFill>
-                          <a:blip r:embed="rId25"/>
+                          <a:blip r:embed="rId26"/>
                           <a:stretch>
                             <a:fillRect/>
                           </a:stretch>
@@ -372,7 +376,7 @@
               <w:t xml:space="preserve">Рисунок 2: Создание файла</w:t>
             </w:r>
           </w:p>
-          <w:bookmarkEnd w:id="28"/>
+          <w:bookmarkEnd w:id="29"/>
         </w:tc>
       </w:tr>
     </w:tbl>
@@ -409,7 +413,7 @@
       <w:tr>
         <w:tc>
           <w:tcPr/>
-          <w:bookmarkStart w:id="32" w:name="fig-003"/>
+          <w:bookmarkStart w:id="33" w:name="fig-003"/>
           <w:p>
             <w:pPr>
               <w:pStyle w:val="Compact"/>
@@ -420,18 +424,18 @@
                 <wp:inline>
                   <wp:extent cx="3733800" cy="1218905"/>
                   <wp:effectExtent b="0" l="0" r="0" t="0"/>
-                  <wp:docPr descr="" title="" id="30" name="Picture"/>
+                  <wp:docPr descr="" title="" id="31" name="Picture"/>
                   <a:graphic>
                     <a:graphicData uri="http://schemas.openxmlformats.org/drawingml/2006/picture">
                       <pic:pic>
                         <pic:nvPicPr>
-                          <pic:cNvPr descr="image/3.png" id="31" name="Picture"/>
+                          <pic:cNvPr descr="image/3.png" id="32" name="Picture"/>
                           <pic:cNvPicPr>
                             <a:picLocks noChangeArrowheads="1" noChangeAspect="1"/>
                           </pic:cNvPicPr>
                         </pic:nvPicPr>
                         <pic:blipFill>
-                          <a:blip r:embed="rId29"/>
+                          <a:blip r:embed="rId30"/>
                           <a:stretch>
                             <a:fillRect/>
                           </a:stretch>
@@ -471,7 +475,7 @@
               <w:t xml:space="preserve">Рисунок 3: Набрпнный в файле текст</w:t>
             </w:r>
           </w:p>
-          <w:bookmarkEnd w:id="32"/>
+          <w:bookmarkEnd w:id="33"/>
         </w:tc>
       </w:tr>
     </w:tbl>
@@ -508,7 +512,7 @@
       <w:tr>
         <w:tc>
           <w:tcPr/>
-          <w:bookmarkStart w:id="36" w:name="fig-004"/>
+          <w:bookmarkStart w:id="37" w:name="fig-004"/>
           <w:p>
             <w:pPr>
               <w:pStyle w:val="Compact"/>
@@ -519,18 +523,18 @@
                 <wp:inline>
                   <wp:extent cx="3733800" cy="4917494"/>
                   <wp:effectExtent b="0" l="0" r="0" t="0"/>
-                  <wp:docPr descr="" title="" id="34" name="Picture"/>
+                  <wp:docPr descr="" title="" id="35" name="Picture"/>
                   <a:graphic>
                     <a:graphicData uri="http://schemas.openxmlformats.org/drawingml/2006/picture">
                       <pic:pic>
                         <pic:nvPicPr>
-                          <pic:cNvPr descr="image/4.png" id="35" name="Picture"/>
+                          <pic:cNvPr descr="image/4.png" id="36" name="Picture"/>
                           <pic:cNvPicPr>
                             <a:picLocks noChangeArrowheads="1" noChangeAspect="1"/>
                           </pic:cNvPicPr>
                         </pic:nvPicPr>
                         <pic:blipFill>
-                          <a:blip r:embed="rId33"/>
+                          <a:blip r:embed="rId34"/>
                           <a:stretch>
                             <a:fillRect/>
                           </a:stretch>
@@ -570,7 +574,7 @@
               <w:t xml:space="preserve">Рисунок 4: Сохранение файла</w:t>
             </w:r>
           </w:p>
-          <w:bookmarkEnd w:id="36"/>
+          <w:bookmarkEnd w:id="37"/>
         </w:tc>
       </w:tr>
     </w:tbl>
@@ -607,7 +611,7 @@
       <w:tr>
         <w:tc>
           <w:tcPr/>
-          <w:bookmarkStart w:id="40" w:name="fig-005"/>
+          <w:bookmarkStart w:id="41" w:name="fig-005"/>
           <w:p>
             <w:pPr>
               <w:pStyle w:val="Compact"/>
@@ -618,18 +622,18 @@
                 <wp:inline>
                   <wp:extent cx="3733800" cy="1949315"/>
                   <wp:effectExtent b="0" l="0" r="0" t="0"/>
-                  <wp:docPr descr="" title="" id="38" name="Picture"/>
+                  <wp:docPr descr="" title="" id="39" name="Picture"/>
                   <a:graphic>
                     <a:graphicData uri="http://schemas.openxmlformats.org/drawingml/2006/picture">
                       <pic:pic>
                         <pic:nvPicPr>
-                          <pic:cNvPr descr="image/5.png" id="39" name="Picture"/>
+                          <pic:cNvPr descr="image/5.png" id="40" name="Picture"/>
                           <pic:cNvPicPr>
                             <a:picLocks noChangeArrowheads="1" noChangeAspect="1"/>
                           </pic:cNvPicPr>
                         </pic:nvPicPr>
                         <pic:blipFill>
-                          <a:blip r:embed="rId37"/>
+                          <a:blip r:embed="rId38"/>
                           <a:stretch>
                             <a:fillRect/>
                           </a:stretch>
@@ -669,7 +673,7 @@
               <w:t xml:space="preserve">Рисунок 5: Вырезали 1 строку</w:t>
             </w:r>
           </w:p>
-          <w:bookmarkEnd w:id="40"/>
+          <w:bookmarkEnd w:id="41"/>
         </w:tc>
       </w:tr>
     </w:tbl>
@@ -706,7 +710,7 @@
       <w:tr>
         <w:tc>
           <w:tcPr/>
-          <w:bookmarkStart w:id="44" w:name="fig-006"/>
+          <w:bookmarkStart w:id="45" w:name="fig-006"/>
           <w:p>
             <w:pPr>
               <w:pStyle w:val="Compact"/>
@@ -717,18 +721,18 @@
                 <wp:inline>
                   <wp:extent cx="3733800" cy="2835073"/>
                   <wp:effectExtent b="0" l="0" r="0" t="0"/>
-                  <wp:docPr descr="" title="" id="42" name="Picture"/>
+                  <wp:docPr descr="" title="" id="43" name="Picture"/>
                   <a:graphic>
                     <a:graphicData uri="http://schemas.openxmlformats.org/drawingml/2006/picture">
                       <pic:pic>
                         <pic:nvPicPr>
-                          <pic:cNvPr descr="image/6.png" id="43" name="Picture"/>
+                          <pic:cNvPr descr="image/6.png" id="44" name="Picture"/>
                           <pic:cNvPicPr>
                             <a:picLocks noChangeArrowheads="1" noChangeAspect="1"/>
                           </pic:cNvPicPr>
                         </pic:nvPicPr>
                         <pic:blipFill>
-                          <a:blip r:embed="rId41"/>
+                          <a:blip r:embed="rId42"/>
                           <a:stretch>
                             <a:fillRect/>
                           </a:stretch>
@@ -768,7 +772,7 @@
               <w:t xml:space="preserve">Рисунок 6: Вставка строку в конец файла</w:t>
             </w:r>
           </w:p>
-          <w:bookmarkEnd w:id="44"/>
+          <w:bookmarkEnd w:id="45"/>
         </w:tc>
       </w:tr>
     </w:tbl>
@@ -805,7 +809,7 @@
       <w:tr>
         <w:tc>
           <w:tcPr/>
-          <w:bookmarkStart w:id="48" w:name="fig-007"/>
+          <w:bookmarkStart w:id="49" w:name="fig-007"/>
           <w:p>
             <w:pPr>
               <w:pStyle w:val="Compact"/>
@@ -816,18 +820,18 @@
                 <wp:inline>
                   <wp:extent cx="3733800" cy="2559516"/>
                   <wp:effectExtent b="0" l="0" r="0" t="0"/>
-                  <wp:docPr descr="" title="" id="46" name="Picture"/>
+                  <wp:docPr descr="" title="" id="47" name="Picture"/>
                   <a:graphic>
                     <a:graphicData uri="http://schemas.openxmlformats.org/drawingml/2006/picture">
                       <pic:pic>
                         <pic:nvPicPr>
-                          <pic:cNvPr descr="image/7.png" id="47" name="Picture"/>
+                          <pic:cNvPr descr="image/7.png" id="48" name="Picture"/>
                           <pic:cNvPicPr>
                             <a:picLocks noChangeArrowheads="1" noChangeAspect="1"/>
                           </pic:cNvPicPr>
                         </pic:nvPicPr>
                         <pic:blipFill>
-                          <a:blip r:embed="rId45"/>
+                          <a:blip r:embed="rId46"/>
                           <a:stretch>
                             <a:fillRect/>
                           </a:stretch>
@@ -867,7 +871,7 @@
               <w:t xml:space="preserve">Рисунок 7: Выделение области текста</w:t>
             </w:r>
           </w:p>
-          <w:bookmarkEnd w:id="48"/>
+          <w:bookmarkEnd w:id="49"/>
         </w:tc>
       </w:tr>
     </w:tbl>
@@ -904,7 +908,7 @@
       <w:tr>
         <w:tc>
           <w:tcPr/>
-          <w:bookmarkStart w:id="52" w:name="fig-008"/>
+          <w:bookmarkStart w:id="53" w:name="fig-008"/>
           <w:p>
             <w:pPr>
               <w:pStyle w:val="Compact"/>
@@ -915,18 +919,18 @@
                 <wp:inline>
                   <wp:extent cx="3733800" cy="2606306"/>
                   <wp:effectExtent b="0" l="0" r="0" t="0"/>
-                  <wp:docPr descr="" title="" id="50" name="Picture"/>
+                  <wp:docPr descr="" title="" id="51" name="Picture"/>
                   <a:graphic>
                     <a:graphicData uri="http://schemas.openxmlformats.org/drawingml/2006/picture">
                       <pic:pic>
                         <pic:nvPicPr>
-                          <pic:cNvPr descr="image/8.png" id="51" name="Picture"/>
+                          <pic:cNvPr descr="image/8.png" id="52" name="Picture"/>
                           <pic:cNvPicPr>
                             <a:picLocks noChangeArrowheads="1" noChangeAspect="1"/>
                           </pic:cNvPicPr>
                         </pic:nvPicPr>
                         <pic:blipFill>
-                          <a:blip r:embed="rId49"/>
+                          <a:blip r:embed="rId50"/>
                           <a:stretch>
                             <a:fillRect/>
                           </a:stretch>
@@ -966,7 +970,7 @@
               <w:t xml:space="preserve">Рисунок 8: Копирование области текста</w:t>
             </w:r>
           </w:p>
-          <w:bookmarkEnd w:id="52"/>
+          <w:bookmarkEnd w:id="53"/>
         </w:tc>
       </w:tr>
     </w:tbl>
@@ -1003,7 +1007,7 @@
       <w:tr>
         <w:tc>
           <w:tcPr/>
-          <w:bookmarkStart w:id="56" w:name="fig-009"/>
+          <w:bookmarkStart w:id="57" w:name="fig-009"/>
           <w:p>
             <w:pPr>
               <w:pStyle w:val="Compact"/>
@@ -1014,18 +1018,18 @@
                 <wp:inline>
                   <wp:extent cx="3733800" cy="3246782"/>
                   <wp:effectExtent b="0" l="0" r="0" t="0"/>
-                  <wp:docPr descr="" title="" id="54" name="Picture"/>
+                  <wp:docPr descr="" title="" id="55" name="Picture"/>
                   <a:graphic>
                     <a:graphicData uri="http://schemas.openxmlformats.org/drawingml/2006/picture">
                       <pic:pic>
                         <pic:nvPicPr>
-                          <pic:cNvPr descr="image/9.png" id="55" name="Picture"/>
+                          <pic:cNvPr descr="image/9.png" id="56" name="Picture"/>
                           <pic:cNvPicPr>
                             <a:picLocks noChangeArrowheads="1" noChangeAspect="1"/>
                           </pic:cNvPicPr>
                         </pic:nvPicPr>
                         <pic:blipFill>
-                          <a:blip r:embed="rId53"/>
+                          <a:blip r:embed="rId54"/>
                           <a:stretch>
                             <a:fillRect/>
                           </a:stretch>
@@ -1065,7 +1069,7 @@
               <w:t xml:space="preserve">Рисунок 9: Вставка области текста</w:t>
             </w:r>
           </w:p>
-          <w:bookmarkEnd w:id="56"/>
+          <w:bookmarkEnd w:id="57"/>
         </w:tc>
       </w:tr>
     </w:tbl>
@@ -1102,7 +1106,7 @@
       <w:tr>
         <w:tc>
           <w:tcPr/>
-          <w:bookmarkStart w:id="60" w:name="fig-010"/>
+          <w:bookmarkStart w:id="61" w:name="fig-010"/>
           <w:p>
             <w:pPr>
               <w:pStyle w:val="Compact"/>
@@ -1113,18 +1117,18 @@
                 <wp:inline>
                   <wp:extent cx="3733800" cy="2176093"/>
                   <wp:effectExtent b="0" l="0" r="0" t="0"/>
-                  <wp:docPr descr="" title="" id="58" name="Picture"/>
+                  <wp:docPr descr="" title="" id="59" name="Picture"/>
                   <a:graphic>
                     <a:graphicData uri="http://schemas.openxmlformats.org/drawingml/2006/picture">
                       <pic:pic>
                         <pic:nvPicPr>
-                          <pic:cNvPr descr="image/10.png" id="59" name="Picture"/>
+                          <pic:cNvPr descr="image/10.png" id="60" name="Picture"/>
                           <pic:cNvPicPr>
                             <a:picLocks noChangeArrowheads="1" noChangeAspect="1"/>
                           </pic:cNvPicPr>
                         </pic:nvPicPr>
                         <pic:blipFill>
-                          <a:blip r:embed="rId57"/>
+                          <a:blip r:embed="rId58"/>
                           <a:stretch>
                             <a:fillRect/>
                           </a:stretch>
@@ -1164,7 +1168,7 @@
               <w:t xml:space="preserve">Рисунок 10: Вырезка области текста</w:t>
             </w:r>
           </w:p>
-          <w:bookmarkEnd w:id="60"/>
+          <w:bookmarkEnd w:id="61"/>
         </w:tc>
       </w:tr>
     </w:tbl>
@@ -1201,7 +1205,7 @@
       <w:tr>
         <w:tc>
           <w:tcPr/>
-          <w:bookmarkStart w:id="64" w:name="fig-011"/>
+          <w:bookmarkStart w:id="65" w:name="fig-011"/>
           <w:p>
             <w:pPr>
               <w:pStyle w:val="Compact"/>
@@ -1212,18 +1216,18 @@
                 <wp:inline>
                   <wp:extent cx="3733800" cy="5213864"/>
                   <wp:effectExtent b="0" l="0" r="0" t="0"/>
-                  <wp:docPr descr="" title="" id="62" name="Picture"/>
+                  <wp:docPr descr="" title="" id="63" name="Picture"/>
                   <a:graphic>
                     <a:graphicData uri="http://schemas.openxmlformats.org/drawingml/2006/picture">
                       <pic:pic>
                         <pic:nvPicPr>
-                          <pic:cNvPr descr="image/11.png" id="63" name="Picture"/>
+                          <pic:cNvPr descr="image/11.png" id="64" name="Picture"/>
                           <pic:cNvPicPr>
                             <a:picLocks noChangeArrowheads="1" noChangeAspect="1"/>
                           </pic:cNvPicPr>
                         </pic:nvPicPr>
                         <pic:blipFill>
-                          <a:blip r:embed="rId61"/>
+                          <a:blip r:embed="rId62"/>
                           <a:stretch>
                             <a:fillRect/>
                           </a:stretch>
@@ -1263,7 +1267,7 @@
               <w:t xml:space="preserve">Рисунок 11: Отмена действия</w:t>
             </w:r>
           </w:p>
-          <w:bookmarkEnd w:id="64"/>
+          <w:bookmarkEnd w:id="65"/>
         </w:tc>
       </w:tr>
     </w:tbl>
@@ -1300,7 +1304,7 @@
       <w:tr>
         <w:tc>
           <w:tcPr/>
-          <w:bookmarkStart w:id="68" w:name="fig-012"/>
+          <w:bookmarkStart w:id="69" w:name="fig-012"/>
           <w:p>
             <w:pPr>
               <w:pStyle w:val="Compact"/>
@@ -1311,18 +1315,18 @@
                 <wp:inline>
                   <wp:extent cx="3733800" cy="2122087"/>
                   <wp:effectExtent b="0" l="0" r="0" t="0"/>
-                  <wp:docPr descr="" title="" id="66" name="Picture"/>
+                  <wp:docPr descr="" title="" id="67" name="Picture"/>
                   <a:graphic>
                     <a:graphicData uri="http://schemas.openxmlformats.org/drawingml/2006/picture">
                       <pic:pic>
                         <pic:nvPicPr>
-                          <pic:cNvPr descr="image/12.png" id="67" name="Picture"/>
+                          <pic:cNvPr descr="image/12.png" id="68" name="Picture"/>
                           <pic:cNvPicPr>
                             <a:picLocks noChangeArrowheads="1" noChangeAspect="1"/>
                           </pic:cNvPicPr>
                         </pic:nvPicPr>
                         <pic:blipFill>
-                          <a:blip r:embed="rId65"/>
+                          <a:blip r:embed="rId66"/>
                           <a:stretch>
                             <a:fillRect/>
                           </a:stretch>
@@ -1362,7 +1366,7 @@
               <w:t xml:space="preserve">Рисунок 12: Перемещение курсора в начало строки</w:t>
             </w:r>
           </w:p>
-          <w:bookmarkEnd w:id="68"/>
+          <w:bookmarkEnd w:id="69"/>
         </w:tc>
       </w:tr>
     </w:tbl>
@@ -1399,7 +1403,7 @@
       <w:tr>
         <w:tc>
           <w:tcPr/>
-          <w:bookmarkStart w:id="72" w:name="fig-013"/>
+          <w:bookmarkStart w:id="73" w:name="fig-013"/>
           <w:p>
             <w:pPr>
               <w:pStyle w:val="Compact"/>
@@ -1410,18 +1414,18 @@
                 <wp:inline>
                   <wp:extent cx="3733800" cy="2301939"/>
                   <wp:effectExtent b="0" l="0" r="0" t="0"/>
-                  <wp:docPr descr="" title="" id="70" name="Picture"/>
+                  <wp:docPr descr="" title="" id="71" name="Picture"/>
                   <a:graphic>
                     <a:graphicData uri="http://schemas.openxmlformats.org/drawingml/2006/picture">
                       <pic:pic>
                         <pic:nvPicPr>
-                          <pic:cNvPr descr="image/13.png" id="71" name="Picture"/>
+                          <pic:cNvPr descr="image/13.png" id="72" name="Picture"/>
                           <pic:cNvPicPr>
                             <a:picLocks noChangeArrowheads="1" noChangeAspect="1"/>
                           </pic:cNvPicPr>
                         </pic:nvPicPr>
                         <pic:blipFill>
-                          <a:blip r:embed="rId69"/>
+                          <a:blip r:embed="rId70"/>
                           <a:stretch>
                             <a:fillRect/>
                           </a:stretch>
@@ -1461,7 +1465,7 @@
               <w:t xml:space="preserve">Рисунок 13: Перемещение курсора в конец строки</w:t>
             </w:r>
           </w:p>
-          <w:bookmarkEnd w:id="72"/>
+          <w:bookmarkEnd w:id="73"/>
         </w:tc>
       </w:tr>
     </w:tbl>
@@ -1498,7 +1502,7 @@
       <w:tr>
         <w:tc>
           <w:tcPr/>
-          <w:bookmarkStart w:id="76" w:name="fig-014"/>
+          <w:bookmarkStart w:id="77" w:name="fig-014"/>
           <w:p>
             <w:pPr>
               <w:pStyle w:val="Compact"/>
@@ -1509,18 +1513,18 @@
                 <wp:inline>
                   <wp:extent cx="3733800" cy="2591257"/>
                   <wp:effectExtent b="0" l="0" r="0" t="0"/>
-                  <wp:docPr descr="" title="" id="74" name="Picture"/>
+                  <wp:docPr descr="" title="" id="75" name="Picture"/>
                   <a:graphic>
                     <a:graphicData uri="http://schemas.openxmlformats.org/drawingml/2006/picture">
                       <pic:pic>
                         <pic:nvPicPr>
-                          <pic:cNvPr descr="image/14.png" id="75" name="Picture"/>
+                          <pic:cNvPr descr="image/14.png" id="76" name="Picture"/>
                           <pic:cNvPicPr>
                             <a:picLocks noChangeArrowheads="1" noChangeAspect="1"/>
                           </pic:cNvPicPr>
                         </pic:nvPicPr>
                         <pic:blipFill>
-                          <a:blip r:embed="rId73"/>
+                          <a:blip r:embed="rId74"/>
                           <a:stretch>
                             <a:fillRect/>
                           </a:stretch>
@@ -1560,7 +1564,7 @@
               <w:t xml:space="preserve">Рисунок 14: Перемещение курсора в конец буфера</w:t>
             </w:r>
           </w:p>
-          <w:bookmarkEnd w:id="76"/>
+          <w:bookmarkEnd w:id="77"/>
         </w:tc>
       </w:tr>
     </w:tbl>
@@ -1597,7 +1601,7 @@
       <w:tr>
         <w:tc>
           <w:tcPr/>
-          <w:bookmarkStart w:id="80" w:name="fig-015"/>
+          <w:bookmarkStart w:id="81" w:name="fig-015"/>
           <w:p>
             <w:pPr>
               <w:pStyle w:val="Compact"/>
@@ -1608,18 +1612,18 @@
                 <wp:inline>
                   <wp:extent cx="3733800" cy="2750786"/>
                   <wp:effectExtent b="0" l="0" r="0" t="0"/>
-                  <wp:docPr descr="" title="" id="78" name="Picture"/>
+                  <wp:docPr descr="" title="" id="79" name="Picture"/>
                   <a:graphic>
                     <a:graphicData uri="http://schemas.openxmlformats.org/drawingml/2006/picture">
                       <pic:pic>
                         <pic:nvPicPr>
-                          <pic:cNvPr descr="image/15.png" id="79" name="Picture"/>
+                          <pic:cNvPr descr="image/15.png" id="80" name="Picture"/>
                           <pic:cNvPicPr>
                             <a:picLocks noChangeArrowheads="1" noChangeAspect="1"/>
                           </pic:cNvPicPr>
                         </pic:nvPicPr>
                         <pic:blipFill>
-                          <a:blip r:embed="rId77"/>
+                          <a:blip r:embed="rId78"/>
                           <a:stretch>
                             <a:fillRect/>
                           </a:stretch>
@@ -1659,7 +1663,7 @@
               <w:t xml:space="preserve">Рисунок 15: Перемещение курсора в начало буфера</w:t>
             </w:r>
           </w:p>
-          <w:bookmarkEnd w:id="80"/>
+          <w:bookmarkEnd w:id="81"/>
         </w:tc>
       </w:tr>
     </w:tbl>
@@ -1696,7 +1700,7 @@
       <w:tr>
         <w:tc>
           <w:tcPr/>
-          <w:bookmarkStart w:id="84" w:name="fig-016"/>
+          <w:bookmarkStart w:id="85" w:name="fig-016"/>
           <w:p>
             <w:pPr>
               <w:pStyle w:val="Compact"/>
@@ -1707,18 +1711,18 @@
                 <wp:inline>
                   <wp:extent cx="3733800" cy="3114938"/>
                   <wp:effectExtent b="0" l="0" r="0" t="0"/>
-                  <wp:docPr descr="" title="" id="82" name="Picture"/>
+                  <wp:docPr descr="" title="" id="83" name="Picture"/>
                   <a:graphic>
                     <a:graphicData uri="http://schemas.openxmlformats.org/drawingml/2006/picture">
                       <pic:pic>
                         <pic:nvPicPr>
-                          <pic:cNvPr descr="image/16.png" id="83" name="Picture"/>
+                          <pic:cNvPr descr="image/16.png" id="84" name="Picture"/>
                           <pic:cNvPicPr>
                             <a:picLocks noChangeArrowheads="1" noChangeAspect="1"/>
                           </pic:cNvPicPr>
                         </pic:nvPicPr>
                         <pic:blipFill>
-                          <a:blip r:embed="rId81"/>
+                          <a:blip r:embed="rId82"/>
                           <a:stretch>
                             <a:fillRect/>
                           </a:stretch>
@@ -1758,7 +1762,7 @@
               <w:t xml:space="preserve">Рисунок 16: Список активных буферов</w:t>
             </w:r>
           </w:p>
-          <w:bookmarkEnd w:id="84"/>
+          <w:bookmarkEnd w:id="85"/>
         </w:tc>
       </w:tr>
     </w:tbl>
@@ -1795,7 +1799,7 @@
       <w:tr>
         <w:tc>
           <w:tcPr/>
-          <w:bookmarkStart w:id="88" w:name="fig-017"/>
+          <w:bookmarkStart w:id="89" w:name="fig-017"/>
           <w:p>
             <w:pPr>
               <w:pStyle w:val="Compact"/>
@@ -1806,18 +1810,18 @@
                 <wp:inline>
                   <wp:extent cx="3733800" cy="1310451"/>
                   <wp:effectExtent b="0" l="0" r="0" t="0"/>
-                  <wp:docPr descr="" title="" id="86" name="Picture"/>
+                  <wp:docPr descr="" title="" id="87" name="Picture"/>
                   <a:graphic>
                     <a:graphicData uri="http://schemas.openxmlformats.org/drawingml/2006/picture">
                       <pic:pic>
                         <pic:nvPicPr>
-                          <pic:cNvPr descr="image/17.png" id="87" name="Picture"/>
+                          <pic:cNvPr descr="image/17.png" id="88" name="Picture"/>
                           <pic:cNvPicPr>
                             <a:picLocks noChangeArrowheads="1" noChangeAspect="1"/>
                           </pic:cNvPicPr>
                         </pic:nvPicPr>
                         <pic:blipFill>
-                          <a:blip r:embed="rId85"/>
+                          <a:blip r:embed="rId86"/>
                           <a:stretch>
                             <a:fillRect/>
                           </a:stretch>
@@ -1857,7 +1861,7 @@
               <w:t xml:space="preserve">Рисунок 17: Список активных буферов</w:t>
             </w:r>
           </w:p>
-          <w:bookmarkEnd w:id="88"/>
+          <w:bookmarkEnd w:id="89"/>
         </w:tc>
       </w:tr>
     </w:tbl>
@@ -1894,7 +1898,7 @@
       <w:tr>
         <w:tc>
           <w:tcPr/>
-          <w:bookmarkStart w:id="92" w:name="fig-018"/>
+          <w:bookmarkStart w:id="93" w:name="fig-018"/>
           <w:p>
             <w:pPr>
               <w:pStyle w:val="Compact"/>
@@ -1905,18 +1909,18 @@
                 <wp:inline>
                   <wp:extent cx="3733800" cy="1600200"/>
                   <wp:effectExtent b="0" l="0" r="0" t="0"/>
-                  <wp:docPr descr="" title="" id="90" name="Picture"/>
+                  <wp:docPr descr="" title="" id="91" name="Picture"/>
                   <a:graphic>
                     <a:graphicData uri="http://schemas.openxmlformats.org/drawingml/2006/picture">
                       <pic:pic>
                         <pic:nvPicPr>
-                          <pic:cNvPr descr="image/18.png" id="91" name="Picture"/>
+                          <pic:cNvPr descr="image/18.png" id="92" name="Picture"/>
                           <pic:cNvPicPr>
                             <a:picLocks noChangeArrowheads="1" noChangeAspect="1"/>
                           </pic:cNvPicPr>
                         </pic:nvPicPr>
                         <pic:blipFill>
-                          <a:blip r:embed="rId89"/>
+                          <a:blip r:embed="rId90"/>
                           <a:stretch>
                             <a:fillRect/>
                           </a:stretch>
@@ -1956,7 +1960,7 @@
               <w:t xml:space="preserve">Рисунок 18: Другой буфер</w:t>
             </w:r>
           </w:p>
-          <w:bookmarkEnd w:id="92"/>
+          <w:bookmarkEnd w:id="93"/>
         </w:tc>
       </w:tr>
     </w:tbl>
@@ -1993,7 +1997,7 @@
       <w:tr>
         <w:tc>
           <w:tcPr/>
-          <w:bookmarkStart w:id="96" w:name="fig-019"/>
+          <w:bookmarkStart w:id="97" w:name="fig-019"/>
           <w:p>
             <w:pPr>
               <w:pStyle w:val="Compact"/>
@@ -2004,18 +2008,18 @@
                 <wp:inline>
                   <wp:extent cx="3733800" cy="3015138"/>
                   <wp:effectExtent b="0" l="0" r="0" t="0"/>
-                  <wp:docPr descr="" title="" id="94" name="Picture"/>
+                  <wp:docPr descr="" title="" id="95" name="Picture"/>
                   <a:graphic>
                     <a:graphicData uri="http://schemas.openxmlformats.org/drawingml/2006/picture">
                       <pic:pic>
                         <pic:nvPicPr>
-                          <pic:cNvPr descr="image/19.png" id="95" name="Picture"/>
+                          <pic:cNvPr descr="image/19.png" id="96" name="Picture"/>
                           <pic:cNvPicPr>
                             <a:picLocks noChangeArrowheads="1" noChangeAspect="1"/>
                           </pic:cNvPicPr>
                         </pic:nvPicPr>
                         <pic:blipFill>
-                          <a:blip r:embed="rId93"/>
+                          <a:blip r:embed="rId94"/>
                           <a:stretch>
                             <a:fillRect/>
                           </a:stretch>
@@ -2055,7 +2059,7 @@
               <w:t xml:space="preserve">Рисунок 19: Закрытие окна</w:t>
             </w:r>
           </w:p>
-          <w:bookmarkEnd w:id="96"/>
+          <w:bookmarkEnd w:id="97"/>
         </w:tc>
       </w:tr>
     </w:tbl>
@@ -2098,7 +2102,7 @@
       <w:tr>
         <w:tc>
           <w:tcPr/>
-          <w:bookmarkStart w:id="100" w:name="fig-020"/>
+          <w:bookmarkStart w:id="101" w:name="fig-020"/>
           <w:p>
             <w:pPr>
               <w:pStyle w:val="Compact"/>
@@ -2109,18 +2113,18 @@
                 <wp:inline>
                   <wp:extent cx="3733800" cy="3022005"/>
                   <wp:effectExtent b="0" l="0" r="0" t="0"/>
-                  <wp:docPr descr="" title="" id="98" name="Picture"/>
+                  <wp:docPr descr="" title="" id="99" name="Picture"/>
                   <a:graphic>
                     <a:graphicData uri="http://schemas.openxmlformats.org/drawingml/2006/picture">
                       <pic:pic>
                         <pic:nvPicPr>
-                          <pic:cNvPr descr="image/20.png" id="99" name="Picture"/>
+                          <pic:cNvPr descr="image/20.png" id="100" name="Picture"/>
                           <pic:cNvPicPr>
                             <a:picLocks noChangeArrowheads="1" noChangeAspect="1"/>
                           </pic:cNvPicPr>
                         </pic:nvPicPr>
                         <pic:blipFill>
-                          <a:blip r:embed="rId97"/>
+                          <a:blip r:embed="rId98"/>
                           <a:stretch>
                             <a:fillRect/>
                           </a:stretch>
@@ -2160,7 +2164,7 @@
               <w:t xml:space="preserve">Рисунок 20: Другой буфер</w:t>
             </w:r>
           </w:p>
-          <w:bookmarkEnd w:id="100"/>
+          <w:bookmarkEnd w:id="101"/>
         </w:tc>
       </w:tr>
     </w:tbl>
@@ -2197,7 +2201,7 @@
       <w:tr>
         <w:tc>
           <w:tcPr/>
-          <w:bookmarkStart w:id="104" w:name="fig-021"/>
+          <w:bookmarkStart w:id="105" w:name="fig-021"/>
           <w:p>
             <w:pPr>
               <w:pStyle w:val="Compact"/>
@@ -2208,18 +2212,18 @@
                 <wp:inline>
                   <wp:extent cx="3733800" cy="2643355"/>
                   <wp:effectExtent b="0" l="0" r="0" t="0"/>
-                  <wp:docPr descr="" title="" id="102" name="Picture"/>
+                  <wp:docPr descr="" title="" id="103" name="Picture"/>
                   <a:graphic>
                     <a:graphicData uri="http://schemas.openxmlformats.org/drawingml/2006/picture">
                       <pic:pic>
                         <pic:nvPicPr>
-                          <pic:cNvPr descr="image/21.png" id="103" name="Picture"/>
+                          <pic:cNvPr descr="image/21.png" id="104" name="Picture"/>
                           <pic:cNvPicPr>
                             <a:picLocks noChangeArrowheads="1" noChangeAspect="1"/>
                           </pic:cNvPicPr>
                         </pic:nvPicPr>
                         <pic:blipFill>
-                          <a:blip r:embed="rId101"/>
+                          <a:blip r:embed="rId102"/>
                           <a:stretch>
                             <a:fillRect/>
                           </a:stretch>
@@ -2259,7 +2263,7 @@
               <w:t xml:space="preserve">Рисунок 21: Разделение фрейма на 4 части</w:t>
             </w:r>
           </w:p>
-          <w:bookmarkEnd w:id="104"/>
+          <w:bookmarkEnd w:id="105"/>
         </w:tc>
       </w:tr>
     </w:tbl>
@@ -2296,7 +2300,7 @@
       <w:tr>
         <w:tc>
           <w:tcPr/>
-          <w:bookmarkStart w:id="108" w:name="fig-022"/>
+          <w:bookmarkStart w:id="109" w:name="fig-022"/>
           <w:p>
             <w:pPr>
               <w:pStyle w:val="Compact"/>
@@ -2307,18 +2311,18 @@
                 <wp:inline>
                   <wp:extent cx="3733800" cy="2645581"/>
                   <wp:effectExtent b="0" l="0" r="0" t="0"/>
-                  <wp:docPr descr="" title="" id="106" name="Picture"/>
+                  <wp:docPr descr="" title="" id="107" name="Picture"/>
                   <a:graphic>
                     <a:graphicData uri="http://schemas.openxmlformats.org/drawingml/2006/picture">
                       <pic:pic>
                         <pic:nvPicPr>
-                          <pic:cNvPr descr="image/22.png" id="107" name="Picture"/>
+                          <pic:cNvPr descr="image/22.png" id="108" name="Picture"/>
                           <pic:cNvPicPr>
                             <a:picLocks noChangeArrowheads="1" noChangeAspect="1"/>
                           </pic:cNvPicPr>
                         </pic:nvPicPr>
                         <pic:blipFill>
-                          <a:blip r:embed="rId105"/>
+                          <a:blip r:embed="rId106"/>
                           <a:stretch>
                             <a:fillRect/>
                           </a:stretch>
@@ -2358,7 +2362,7 @@
               <w:t xml:space="preserve">Рисунок 22: Открытые файлы с текстом</w:t>
             </w:r>
           </w:p>
-          <w:bookmarkEnd w:id="108"/>
+          <w:bookmarkEnd w:id="109"/>
         </w:tc>
       </w:tr>
     </w:tbl>
@@ -2401,7 +2405,7 @@
       <w:tr>
         <w:tc>
           <w:tcPr/>
-          <w:bookmarkStart w:id="112" w:name="fig-023"/>
+          <w:bookmarkStart w:id="113" w:name="fig-023"/>
           <w:p>
             <w:pPr>
               <w:pStyle w:val="Compact"/>
@@ -2412,18 +2416,18 @@
                 <wp:inline>
                   <wp:extent cx="3733800" cy="2701845"/>
                   <wp:effectExtent b="0" l="0" r="0" t="0"/>
-                  <wp:docPr descr="" title="" id="110" name="Picture"/>
+                  <wp:docPr descr="" title="" id="111" name="Picture"/>
                   <a:graphic>
                     <a:graphicData uri="http://schemas.openxmlformats.org/drawingml/2006/picture">
                       <pic:pic>
                         <pic:nvPicPr>
-                          <pic:cNvPr descr="image/23.png" id="111" name="Picture"/>
+                          <pic:cNvPr descr="image/23.png" id="112" name="Picture"/>
                           <pic:cNvPicPr>
                             <a:picLocks noChangeArrowheads="1" noChangeAspect="1"/>
                           </pic:cNvPicPr>
                         </pic:nvPicPr>
                         <pic:blipFill>
-                          <a:blip r:embed="rId109"/>
+                          <a:blip r:embed="rId110"/>
                           <a:stretch>
                             <a:fillRect/>
                           </a:stretch>
@@ -2463,7 +2467,7 @@
               <w:t xml:space="preserve">Рисунок 23: Поиск слов</w:t>
             </w:r>
           </w:p>
-          <w:bookmarkEnd w:id="112"/>
+          <w:bookmarkEnd w:id="113"/>
         </w:tc>
       </w:tr>
     </w:tbl>
@@ -2500,7 +2504,7 @@
       <w:tr>
         <w:tc>
           <w:tcPr/>
-          <w:bookmarkStart w:id="116" w:name="fig-024"/>
+          <w:bookmarkStart w:id="117" w:name="fig-024"/>
           <w:p>
             <w:pPr>
               <w:pStyle w:val="Compact"/>
@@ -2511,18 +2515,18 @@
                 <wp:inline>
                   <wp:extent cx="3733800" cy="2755221"/>
                   <wp:effectExtent b="0" l="0" r="0" t="0"/>
-                  <wp:docPr descr="" title="" id="114" name="Picture"/>
+                  <wp:docPr descr="" title="" id="115" name="Picture"/>
                   <a:graphic>
                     <a:graphicData uri="http://schemas.openxmlformats.org/drawingml/2006/picture">
                       <pic:pic>
                         <pic:nvPicPr>
-                          <pic:cNvPr descr="image/24.png" id="115" name="Picture"/>
+                          <pic:cNvPr descr="image/24.png" id="116" name="Picture"/>
                           <pic:cNvPicPr>
                             <a:picLocks noChangeArrowheads="1" noChangeAspect="1"/>
                           </pic:cNvPicPr>
                         </pic:nvPicPr>
                         <pic:blipFill>
-                          <a:blip r:embed="rId113"/>
+                          <a:blip r:embed="rId114"/>
                           <a:stretch>
                             <a:fillRect/>
                           </a:stretch>
@@ -2562,7 +2566,7 @@
               <w:t xml:space="preserve">Рисунок 24: Переключение между результатами</w:t>
             </w:r>
           </w:p>
-          <w:bookmarkEnd w:id="116"/>
+          <w:bookmarkEnd w:id="117"/>
         </w:tc>
       </w:tr>
     </w:tbl>
@@ -2610,7 +2614,7 @@
       <w:tr>
         <w:tc>
           <w:tcPr/>
-          <w:bookmarkStart w:id="120" w:name="fig-025"/>
+          <w:bookmarkStart w:id="121" w:name="fig-025"/>
           <w:p>
             <w:pPr>
               <w:pStyle w:val="Compact"/>
@@ -2621,18 +2625,18 @@
                 <wp:inline>
                   <wp:extent cx="3733800" cy="5243422"/>
                   <wp:effectExtent b="0" l="0" r="0" t="0"/>
-                  <wp:docPr descr="" title="" id="118" name="Picture"/>
+                  <wp:docPr descr="" title="" id="119" name="Picture"/>
                   <a:graphic>
                     <a:graphicData uri="http://schemas.openxmlformats.org/drawingml/2006/picture">
                       <pic:pic>
                         <pic:nvPicPr>
-                          <pic:cNvPr descr="image/25.png" id="119" name="Picture"/>
+                          <pic:cNvPr descr="image/25.png" id="120" name="Picture"/>
                           <pic:cNvPicPr>
                             <a:picLocks noChangeArrowheads="1" noChangeAspect="1"/>
                           </pic:cNvPicPr>
                         </pic:nvPicPr>
                         <pic:blipFill>
-                          <a:blip r:embed="rId117"/>
+                          <a:blip r:embed="rId118"/>
                           <a:stretch>
                             <a:fillRect/>
                           </a:stretch>
@@ -2672,7 +2676,7 @@
               <w:t xml:space="preserve">Рисунок 25: Замена текста</w:t>
             </w:r>
           </w:p>
-          <w:bookmarkEnd w:id="120"/>
+          <w:bookmarkEnd w:id="121"/>
         </w:tc>
       </w:tr>
     </w:tbl>
@@ -2698,7 +2702,7 @@
       <w:tr>
         <w:tc>
           <w:tcPr/>
-          <w:bookmarkStart w:id="123" w:name="fig-026"/>
+          <w:bookmarkStart w:id="125" w:name="fig-026"/>
           <w:p>
             <w:pPr>
               <w:pStyle w:val="Compact"/>
@@ -2707,20 +2711,20 @@
             <w:r>
               <w:drawing>
                 <wp:inline>
-                  <wp:extent cx="3733800" cy="2701845"/>
+                  <wp:extent cx="3733800" cy="4959252"/>
                   <wp:effectExtent b="0" l="0" r="0" t="0"/>
-                  <wp:docPr descr="" title="" id="121" name="Picture"/>
+                  <wp:docPr descr="" title="" id="123" name="Picture"/>
                   <a:graphic>
                     <a:graphicData uri="http://schemas.openxmlformats.org/drawingml/2006/picture">
                       <pic:pic>
                         <pic:nvPicPr>
-                          <pic:cNvPr descr="image/23.png" id="122" name="Picture"/>
+                          <pic:cNvPr descr="image/26.png" id="124" name="Picture"/>
                           <pic:cNvPicPr>
                             <a:picLocks noChangeArrowheads="1" noChangeAspect="1"/>
                           </pic:cNvPicPr>
                         </pic:nvPicPr>
                         <pic:blipFill>
-                          <a:blip r:embed="rId109"/>
+                          <a:blip r:embed="rId122"/>
                           <a:stretch>
                             <a:fillRect/>
                           </a:stretch>
@@ -2728,7 +2732,7 @@
                         <pic:spPr bwMode="auto">
                           <a:xfrm>
                             <a:off x="0" y="0"/>
-                            <a:ext cx="3733800" cy="2701845"/>
+                            <a:ext cx="3733800" cy="4959252"/>
                           </a:xfrm>
                           <a:prstGeom prst="rect">
                             <a:avLst/>
@@ -2760,7 +2764,7 @@
               <w:t xml:space="preserve">Рисунок 26: Замененный текст</w:t>
             </w:r>
           </w:p>
-          <w:bookmarkEnd w:id="123"/>
+          <w:bookmarkEnd w:id="125"/>
         </w:tc>
       </w:tr>
     </w:tbl>
@@ -2797,7 +2801,7 @@
       <w:tr>
         <w:tc>
           <w:tcPr/>
-          <w:bookmarkStart w:id="127" w:name="fig-027"/>
+          <w:bookmarkStart w:id="129" w:name="fig-027"/>
           <w:p>
             <w:pPr>
               <w:pStyle w:val="Compact"/>
@@ -2808,18 +2812,18 @@
                 <wp:inline>
                   <wp:extent cx="3733800" cy="4942284"/>
                   <wp:effectExtent b="0" l="0" r="0" t="0"/>
-                  <wp:docPr descr="" title="" id="125" name="Picture"/>
+                  <wp:docPr descr="" title="" id="127" name="Picture"/>
                   <a:graphic>
                     <a:graphicData uri="http://schemas.openxmlformats.org/drawingml/2006/picture">
                       <pic:pic>
                         <pic:nvPicPr>
-                          <pic:cNvPr descr="image/27.png" id="126" name="Picture"/>
+                          <pic:cNvPr descr="image/27.png" id="128" name="Picture"/>
                           <pic:cNvPicPr>
                             <a:picLocks noChangeArrowheads="1" noChangeAspect="1"/>
                           </pic:cNvPicPr>
                         </pic:nvPicPr>
                         <pic:blipFill>
-                          <a:blip r:embed="rId124"/>
+                          <a:blip r:embed="rId126"/>
                           <a:stretch>
                             <a:fillRect/>
                           </a:stretch>
@@ -2859,18 +2863,18 @@
               <w:t xml:space="preserve">Рисунок 27: Альтернативный режим поиска</w:t>
             </w:r>
           </w:p>
-          <w:bookmarkEnd w:id="127"/>
+          <w:bookmarkEnd w:id="129"/>
         </w:tc>
       </w:tr>
     </w:tbl>
-    <w:bookmarkEnd w:id="128"/>
-    <w:bookmarkStart w:id="129" w:name="ответы-на-контрольные-вопросы"/>
+    <w:bookmarkEnd w:id="130"/>
+    <w:bookmarkStart w:id="131" w:name="ответы-на-контрольные-вопросы"/>
     <w:p>
       <w:pPr>
         <w:pStyle w:val="Heading1"/>
       </w:pPr>
       <w:r>
-        <w:t xml:space="preserve">3. Ответы на контрольные вопросы</w:t>
+        <w:t xml:space="preserve">4. Ответы на контрольные вопросы</w:t>
       </w:r>
     </w:p>
     <w:p>
@@ -3073,14 +3077,14 @@
         <w:t xml:space="preserve">Для меня удобнее был редактор Emacs, так как у него есть командая оболочка. А vi открывается в терминале, и выглядит своеобразно.</w:t>
       </w:r>
     </w:p>
-    <w:bookmarkEnd w:id="129"/>
-    <w:bookmarkStart w:id="130" w:name="выводы"/>
+    <w:bookmarkEnd w:id="131"/>
+    <w:bookmarkStart w:id="132" w:name="выводы"/>
     <w:p>
       <w:pPr>
         <w:pStyle w:val="Heading1"/>
       </w:pPr>
       <w:r>
-        <w:t xml:space="preserve">4. Выводы</w:t>
+        <w:t xml:space="preserve">5. Выводы</w:t>
       </w:r>
     </w:p>
     <w:p>
@@ -3091,14 +3095,14 @@
         <w:t xml:space="preserve">В ходе выполнения лабораторной работы мы ознакомились с операционной системой Linux а также получили практические навыки работы с редактором Emacs.</w:t>
       </w:r>
     </w:p>
-    <w:bookmarkEnd w:id="130"/>
-    <w:bookmarkStart w:id="131" w:name="список-литературы"/>
+    <w:bookmarkEnd w:id="132"/>
+    <w:bookmarkStart w:id="133" w:name="список-литературы"/>
     <w:p>
       <w:pPr>
         <w:pStyle w:val="Heading1"/>
       </w:pPr>
       <w:r>
-        <w:t xml:space="preserve">5. Список литературы</w:t>
+        <w:t xml:space="preserve">6. Список литературы</w:t>
       </w:r>
     </w:p>
     <w:p>
@@ -3109,7 +3113,7 @@
         <w:t xml:space="preserve">Не пользовалась сайтами.</w:t>
       </w:r>
     </w:p>
-    <w:bookmarkEnd w:id="131"/>
+    <w:bookmarkEnd w:id="133"/>
     <w:sectPr/>
   </w:body>
 </w:document>
